--- a/assets/Bhubeshnath_P_Resume_IT.docx
+++ b/assets/Bhubeshnath_P_Resume_IT.docx
@@ -30,7 +30,7 @@
           <w:sz w:val="20"/>
           <w:szCs w:val="20"/>
         </w:rPr>
-        <w:t xml:space="preserve">Biotechnology | Molecular Diagnostics • Analytical Instrumentation • Product Formulation</w:t>
+        <w:t xml:space="preserve">Computational Biology &amp; Bioinformatics | Python • Machine Learning • Full-Stack Development</w:t>
       </w:r>
     </w:p>
     <w:p>
@@ -77,7 +77,7 @@
           <w:sz w:val="19"/>
           <w:szCs w:val="19"/>
         </w:rPr>
-        <w:t xml:space="preserve">Final-year Biotechnology graduate (2026, CGPA 8.02, GATE (BT) 2025 qualified) with hands-on wet-lab experience in molecular diagnostics (RT-PCR), analytical instrumentation (UHPLC, NanoDrop, fluorescence microscopy), nanoparticle synthesis and characterization, and natural product formulation. Seeking Research Associate, QC/QA, or R&amp;D roles in biotechnology, pharmaceuticals, or nutraceuticals.</w:t>
+        <w:t xml:space="preserve">Final-year Biotechnology graduate (2026, CGPA 8.02, GATE (BT) 2025 qualified) with a computational focus spanning Python-based machine learning, molecular docking, transcriptomic data analysis, and full-stack web development. Independently built and deployed WoundChron, an AI-assisted wound-monitoring platform, from data pipeline through production. Seeking bioinformatics, computational biology, or data analyst roles.</w:t>
       </w:r>
     </w:p>
     <w:p>
@@ -95,7 +95,7 @@
           <w:sz w:val="20"/>
           <w:szCs w:val="20"/>
         </w:rPr>
-        <w:t xml:space="preserve">CORE LAB SKILLS</w:t>
+        <w:t xml:space="preserve">TECHNICAL SKILLS</w:t>
       </w:r>
     </w:p>
     <w:p>
@@ -109,14 +109,14 @@
           <w:sz w:val="19"/>
           <w:szCs w:val="19"/>
         </w:rPr>
-        <w:t xml:space="preserve">Molecular Biology &amp; Diagnostics: </w:t>
-      </w:r>
-      <w:r>
-        <w:rPr>
-          <w:sz w:val="19"/>
-          <w:szCs w:val="19"/>
-        </w:rPr>
-        <w:t xml:space="preserve">RT-PCR (SARS-CoV-2 gene detection), Reverse Transcription, Molecular Diagnostics, Ct Value Analysis</w:t>
+        <w:t xml:space="preserve">Programming &amp; Data: </w:t>
+      </w:r>
+      <w:r>
+        <w:rPr>
+          <w:sz w:val="19"/>
+          <w:szCs w:val="19"/>
+        </w:rPr>
+        <w:t xml:space="preserve">Python, SQL, R, NumPy, Machine Learning, Data Analysis, NLP</w:t>
       </w:r>
     </w:p>
     <w:p>
@@ -130,14 +130,14 @@
           <w:sz w:val="19"/>
           <w:szCs w:val="19"/>
         </w:rPr>
-        <w:t xml:space="preserve">Microscopy &amp; Microbiology: </w:t>
-      </w:r>
-      <w:r>
-        <w:rPr>
-          <w:sz w:val="19"/>
-          <w:szCs w:val="19"/>
-        </w:rPr>
-        <w:t xml:space="preserve">Fluorescence Microscopy, Crystal Violet Biofilm Assay, Live/Dead Staining (SYTO9/PI), DAPI Staining, Antimicrobial Assays</w:t>
+        <w:t xml:space="preserve">Bioinformatics &amp; Computational Biology: </w:t>
+      </w:r>
+      <w:r>
+        <w:rPr>
+          <w:sz w:val="19"/>
+          <w:szCs w:val="19"/>
+        </w:rPr>
+        <w:t xml:space="preserve">Molecular Docking (AutoDock, PyRx), Transcriptomic Analysis (Scanpy, GEO datasets), Bioinformatics</w:t>
       </w:r>
     </w:p>
     <w:p>
@@ -151,14 +151,14 @@
           <w:sz w:val="19"/>
           <w:szCs w:val="19"/>
         </w:rPr>
-        <w:t xml:space="preserve">Analytical Instrumentation: </w:t>
-      </w:r>
-      <w:r>
-        <w:rPr>
-          <w:sz w:val="19"/>
-          <w:szCs w:val="19"/>
-        </w:rPr>
-        <w:t xml:space="preserve">UHPLC (C18 Reverse-Phase), NanoDrop UV-Vis Spectrophotometry, XRD, FTIR, SEM-EDX</w:t>
+        <w:t xml:space="preserve">Web Development: </w:t>
+      </w:r>
+      <w:r>
+        <w:rPr>
+          <w:sz w:val="19"/>
+          <w:szCs w:val="19"/>
+        </w:rPr>
+        <w:t xml:space="preserve">React.js, JavaScript, Git/GitHub, GitHub Actions, Vite</w:t>
       </w:r>
     </w:p>
     <w:p>
@@ -172,35 +172,14 @@
           <w:sz w:val="19"/>
           <w:szCs w:val="19"/>
         </w:rPr>
-        <w:t xml:space="preserve">Nanotechnology &amp; Formulation: </w:t>
-      </w:r>
-      <w:r>
-        <w:rPr>
-          <w:sz w:val="19"/>
-          <w:szCs w:val="19"/>
-        </w:rPr>
-        <w:t xml:space="preserve">Green Nanoparticle Synthesis &amp; Characterization, Product Formulation, Phytochemistry, Nutraceutical Development</w:t>
-      </w:r>
-    </w:p>
-    <w:p>
-      <w:pPr>
-        <w:spacing w:after="35"/>
-      </w:pPr>
-      <w:r>
-        <w:rPr>
-          <w:b/>
-          <w:bCs/>
-          <w:sz w:val="19"/>
-          <w:szCs w:val="19"/>
-        </w:rPr>
-        <w:t xml:space="preserve">Computational (supporting): </w:t>
-      </w:r>
-      <w:r>
-        <w:rPr>
-          <w:sz w:val="19"/>
-          <w:szCs w:val="19"/>
-        </w:rPr>
-        <w:t xml:space="preserve">Molecular Docking, Transcriptomic/GEO Data Analysis, MATLAB</w:t>
+        <w:t xml:space="preserve">Healthcare Analytics: </w:t>
+      </w:r>
+      <w:r>
+        <w:rPr>
+          <w:sz w:val="19"/>
+          <w:szCs w:val="19"/>
+        </w:rPr>
+        <w:t xml:space="preserve">Healthcare Information Technology (HIT), Applied AI/ML for Clinical Data, Descriptive Analytics in R, Excel</w:t>
       </w:r>
     </w:p>
     <w:p>
@@ -218,7 +197,7 @@
           <w:sz w:val="20"/>
           <w:szCs w:val="20"/>
         </w:rPr>
-        <w:t xml:space="preserve">EXPERIENCE</w:t>
+        <w:t xml:space="preserve">PROJECTS</w:t>
       </w:r>
     </w:p>
     <w:p>
@@ -232,7 +211,7 @@
           <w:sz w:val="19"/>
           <w:szCs w:val="19"/>
         </w:rPr>
-        <w:t xml:space="preserve">Research Intern — DST-FIST Sponsored Analytical Instruments Lab, Rajalakshmi Engineering College</w:t>
+        <w:t xml:space="preserve">WoundChron — AI &amp; Nanoparticle-Based Wound Aging Estimation Platform</w:t>
       </w:r>
       <w:r>
         <w:ptab w:alignment="right" w:relativeTo="margin" w:leader="none"/>
@@ -245,7 +224,22 @@
           <w:sz w:val="18"/>
           <w:szCs w:val="18"/>
         </w:rPr>
-        <w:t xml:space="preserve">Jun 2024 – Jul 2024</w:t>
+        <w:t xml:space="preserve">Final-Year Project</w:t>
+      </w:r>
+    </w:p>
+    <w:p>
+      <w:pPr>
+        <w:spacing w:after="30"/>
+      </w:pPr>
+      <w:r>
+        <w:rPr>
+          <w:i/>
+          <w:iCs/>
+          <w:color w:val="555555"/>
+          <w:sz w:val="18"/>
+          <w:szCs w:val="18"/>
+        </w:rPr>
+        <w:t xml:space="preserve">Combined computational + software project — live at bhubeshbtech.github.io/woundchron</w:t>
       </w:r>
     </w:p>
     <w:p>
@@ -262,7 +256,7 @@
           <w:sz w:val="19"/>
           <w:szCs w:val="19"/>
         </w:rPr>
-        <w:t xml:space="preserve">Ran RT-PCR-based detection of SARS-CoV-2 (E-gene, N-gene, RdRP-gene, human RNase P control), including Ct value interpretation and multiplex assay data analysis</w:t>
+        <w:t xml:space="preserve">Built and deployed a React.js web application with role-based access (clinician vs. patient) and automated PDF/CSV report generation</w:t>
       </w:r>
     </w:p>
     <w:p>
@@ -279,7 +273,7 @@
           <w:sz w:val="19"/>
           <w:szCs w:val="19"/>
         </w:rPr>
-        <w:t xml:space="preserve">Performed fluorescence microscopy techniques: Crystal Violet biofilm formation assays, SYTO9/propidium iodide live-dead bacterial viability staining, and DAPI nuclear staining</w:t>
+        <w:t xml:space="preserve">Engineered a JavaScript-based image-analysis pipeline (Gaussian blur, Otsu thresholding, healing-rate estimation)</w:t>
       </w:r>
     </w:p>
     <w:p>
@@ -296,7 +290,7 @@
           <w:sz w:val="19"/>
           <w:szCs w:val="19"/>
         </w:rPr>
-        <w:t xml:space="preserve">Carried out UHPLC-based quantification of caffeine in beverages using a C18 reverse-phase column with calibration-curve analysis</w:t>
+        <w:t xml:space="preserve">Applied molecular docking (quercetin, −8.3 kcal/mol vs. target 3MME) and GEO transcriptomic biomarker analysis (Scanpy) to computationally support the wound-aging model</w:t>
       </w:r>
     </w:p>
     <w:p>
@@ -313,7 +307,34 @@
           <w:sz w:val="19"/>
           <w:szCs w:val="19"/>
         </w:rPr>
-        <w:t xml:space="preserve">Synthesized and characterized green silver nanoparticles via NanoDrop UV-Vis spectrophotometry, confirming formation via surface plasmon resonance absorbance peaks</w:t>
+        <w:t xml:space="preserve">Set up deployment via GitHub Pages, Vite, and GitHub Actions; originated as a venture concept through the Ignite Bootcamp (Venture Idea Development) program</w:t>
+      </w:r>
+    </w:p>
+    <w:p>
+      <w:pPr>
+        <w:spacing w:after="5" w:before="40"/>
+      </w:pPr>
+      <w:r>
+        <w:rPr>
+          <w:b/>
+          <w:bCs/>
+          <w:sz w:val="19"/>
+          <w:szCs w:val="19"/>
+        </w:rPr>
+        <w:t xml:space="preserve">Nyctan Chews — Natural Immunity Gummy Formulation</w:t>
+      </w:r>
+      <w:r>
+        <w:ptab w:alignment="right" w:relativeTo="margin" w:leader="none"/>
+      </w:r>
+      <w:r>
+        <w:rPr>
+          <w:i/>
+          <w:iCs/>
+          <w:color w:val="555555"/>
+          <w:sz w:val="18"/>
+          <w:szCs w:val="18"/>
+        </w:rPr>
+        <w:t xml:space="preserve">Solo Project</w:t>
       </w:r>
     </w:p>
     <w:p>
@@ -330,7 +351,7 @@
           <w:sz w:val="19"/>
           <w:szCs w:val="19"/>
         </w:rPr>
-        <w:t xml:space="preserve">Co-authored the training report as part of a 3-member team under Dr. Rekha Ravindran, Dept. of Biotechnology</w:t>
+        <w:t xml:space="preserve">Applied a structured design-thinking process (Empathize–Define–Ideate–Prototype–Test) to formulate and validate a plant-based nutraceutical product, backed by cost and sustainability (SDG) analysis</w:t>
       </w:r>
     </w:p>
     <w:p>
@@ -348,7 +369,7 @@
           <w:sz w:val="20"/>
           <w:szCs w:val="20"/>
         </w:rPr>
-        <w:t xml:space="preserve">PROJECTS</w:t>
+        <w:t xml:space="preserve">EXPERIENCE</w:t>
       </w:r>
     </w:p>
     <w:p>
@@ -362,7 +383,7 @@
           <w:sz w:val="19"/>
           <w:szCs w:val="19"/>
         </w:rPr>
-        <w:t xml:space="preserve">WoundChron — Nanoparticle-Based Wound Aging Estimation</w:t>
+        <w:t xml:space="preserve">Research Intern — DST-FIST Sponsored Analytical Instruments Lab, Rajalakshmi Engineering College</w:t>
       </w:r>
       <w:r>
         <w:ptab w:alignment="right" w:relativeTo="margin" w:leader="none"/>
@@ -375,7 +396,7 @@
           <w:sz w:val="18"/>
           <w:szCs w:val="18"/>
         </w:rPr>
-        <w:t xml:space="preserve">Final-Year Project</w:t>
+        <w:t xml:space="preserve">Jun 2024 – Jul 2024</w:t>
       </w:r>
     </w:p>
     <w:p>
@@ -392,7 +413,7 @@
           <w:sz w:val="19"/>
           <w:szCs w:val="19"/>
         </w:rPr>
-        <w:t xml:space="preserve">Green-synthesized ZnO nanoparticles (from Ageratum conyzoides extract), characterized via UV-Vis, XRD, and FTIR spectroscopy</w:t>
+        <w:t xml:space="preserve">Analyzed multiplex RT-PCR assay data (Ct value determination, amplification curve interpretation) for SARS-CoV-2 gene detection (E-gene, N-gene, RdRP-gene + RNase P control)</w:t>
       </w:r>
     </w:p>
     <w:p>
@@ -409,7 +430,7 @@
           <w:sz w:val="19"/>
           <w:szCs w:val="19"/>
         </w:rPr>
-        <w:t xml:space="preserve">Validated antimicrobial activity against E. coli and P. aeruginosa; performed molecular docking (quercetin, −8.3 kcal/mol vs. target 3MME) to support bioactivity findings</w:t>
+        <w:t xml:space="preserve">Processed UV-Vis spectrophotometric data (NanoDrop) for nanoparticle characterization and calibration-curve-based quantification (UHPLC)</w:t>
       </w:r>
     </w:p>
     <w:p>
@@ -426,34 +447,7 @@
           <w:sz w:val="19"/>
           <w:szCs w:val="19"/>
         </w:rPr>
-        <w:t xml:space="preserve">Translated findings into a deployed digital wound-monitoring application (bhubeshbtech.github.io/woundchron)</w:t>
-      </w:r>
-    </w:p>
-    <w:p>
-      <w:pPr>
-        <w:spacing w:after="5" w:before="40"/>
-      </w:pPr>
-      <w:r>
-        <w:rPr>
-          <w:b/>
-          <w:bCs/>
-          <w:sz w:val="19"/>
-          <w:szCs w:val="19"/>
-        </w:rPr>
-        <w:t xml:space="preserve">Nyctan Chews — Natural Immunity Gummy Formulation</w:t>
-      </w:r>
-      <w:r>
-        <w:ptab w:alignment="right" w:relativeTo="margin" w:leader="none"/>
-      </w:r>
-      <w:r>
-        <w:rPr>
-          <w:i/>
-          <w:iCs/>
-          <w:color w:val="555555"/>
-          <w:sz w:val="18"/>
-          <w:szCs w:val="18"/>
-        </w:rPr>
-        <w:t xml:space="preserve">Solo Project, Innovation &amp; Design Thinking Course</w:t>
+        <w:t xml:space="preserve">Supported fluorescence microscopy image analysis for biofilm formation and live/dead cell viability assays</w:t>
       </w:r>
     </w:p>
     <w:p>
@@ -470,41 +464,7 @@
           <w:sz w:val="19"/>
           <w:szCs w:val="19"/>
         </w:rPr>
-        <w:t xml:space="preserve">Designed and formulated a Coral Jasmine (Nyctanthes arbor-tristis)-based immunity gummy using dual extraction (cold maceration + heat-assisted color extraction) and agar-agar gelation</w:t>
-      </w:r>
-    </w:p>
-    <w:p>
-      <w:pPr>
-        <w:pStyle w:val="ListParagraph"/>
-        <w:numPr>
-          <w:ilvl w:val="0"/>
-          <w:numId w:val="1"/>
-        </w:numPr>
-        <w:spacing w:after="20"/>
-      </w:pPr>
-      <w:r>
-        <w:rPr>
-          <w:sz w:val="19"/>
-          <w:szCs w:val="19"/>
-        </w:rPr>
-        <w:t xml:space="preserve">Validated physicochemical properties (pH ~4.2, °Brix ~36°, moisture 18–20%) and conducted preliminary antimicrobial testing</w:t>
-      </w:r>
-    </w:p>
-    <w:p>
-      <w:pPr>
-        <w:pStyle w:val="ListParagraph"/>
-        <w:numPr>
-          <w:ilvl w:val="0"/>
-          <w:numId w:val="1"/>
-        </w:numPr>
-        <w:spacing w:after="20"/>
-      </w:pPr>
-      <w:r>
-        <w:rPr>
-          <w:sz w:val="19"/>
-          <w:szCs w:val="19"/>
-        </w:rPr>
-        <w:t xml:space="preserve">Backed the formulation with a cost-per-pack analysis and SDG mapping (SDG 3, 9, 12, 15)</w:t>
+        <w:t xml:space="preserve">Co-authored a technical training report as part of a 3-member team</w:t>
       </w:r>
     </w:p>
     <w:p>
@@ -561,7 +521,7 @@
           <w:sz w:val="20"/>
           <w:szCs w:val="20"/>
         </w:rPr>
-        <w:t xml:space="preserve">CGPA: 8.02  |  Relevant coursework: Analytical Instrumentation, Genetic Engineering, Bioinformatics, Industrial Biotechnology  |  GATE (BT) 2025 Qualified</w:t>
+        <w:t xml:space="preserve">CGPA: 8.02  |  Relevant coursework: Bioinformatics, Machine Learning Applications in Biology, Genetic Engineering, Analytical Instrumentation  |  GATE (BT) 2025 Qualified</w:t>
       </w:r>
     </w:p>
     <w:p>
@@ -591,7 +551,7 @@
           <w:sz w:val="19"/>
           <w:szCs w:val="19"/>
         </w:rPr>
-        <w:t xml:space="preserve">Advanced Analytical Instrumentation in Biotechnology (RT-PCR, UHPLC, Fluorescence Microscopy, NanoDrop)  •  Drug Design &amp; Discovery Workshop (Molecular Docking, Structure-Based Drug Design)  •  AIML Approaches for Drug &amp; Vaccine Design in Cancer  •  Industrial Biotechnology (NPTEL)  •  Nanotechnology in Agriculture (NPTEL)  •  Biomechanics (NPTEL)  •  Ignite Bootcamp – Venture Idea Development</w:t>
+        <w:t xml:space="preserve">NPTEL: Bioinformatics, Python, Machine Learning  •  Hands-On Healthcare Analytics  •  Descriptive Healthcare Analytics in R  •  SQL for Healthcare Professionals  •  Python Data Analysis for Healthcare  •  Machine Learning Fundamentals for Healthcare  •  Advanced AI: NLP Techniques for Clinical Datasets  •  Python (HCL GUVI)</w:t>
       </w:r>
     </w:p>
     <w:p>
